--- a/files/제176편 올리브 산에서의 화요일 저녁.docx
+++ b/files/제176편 올리브 산에서의 화요일 저녁.docx
@@ -881,6 +881,20 @@
           <w:sz w:val="22"/>
           <w:szCs w:val="22"/>
         </w:rPr>
+        <w:t xml:space="preserve">예수는 무화과나무가 잎을 내면 여름이 가까운 줄 알듯, 물질적 마음의 긴 겨울이 지나고 새 섭리 시대의 영적 봄이 다가오는 것을 분별하라고 했습니다(176:2.6). 때를 계산하라는 것이 아니라, 시대가 성숙해 가는 징조를 지혜롭게 읽으라는 뜻입니다.</w:t>
+      </w:r>
+    </w:p>
+    <w:p>
+      <w:pPr>
+        <w:spacing w:after="0" w:before="130" w:beforeLines="50" w:line="240" w:lineRule="auto"/>
+        <w:jc w:val="both"/>
+      </w:pPr>
+      <w:r>
+        <w:rPr>
+          <w:rFonts w:ascii="함초롬바탕" w:cs="함초롬바탕" w:eastAsia="함초롬바탕" w:hAnsi="함초롬바탕"/>
+          <w:sz w:val="22"/>
+          <w:szCs w:val="22"/>
+        </w:rPr>
         <w:t xml:space="preserve">예수는 재림의 참뜻을 개인의 삶으로 옮겨 설명했습니다. 시대의 끝에 온 세상이 마주할 일을, 우리 각자는 자연적 삶이 끝나 죽음의 문을 지날 때 개인적 체험으로 마주하게 된다는 것입니다(176:2.7). 원서는 이 저녁의 말이 가장 혼란스럽게 기록되었으며, 후대에 셀타라는 사람의 묵시 문헌이 마태복음에 옮겨 실렸고 열 처녀의 비유도 거기서 나왔다고 설명합니다(176:2.8).</w:t>
       </w:r>
     </w:p>
@@ -1321,6 +1335,20 @@
           <w:szCs w:val="22"/>
         </w:rPr>
         <w:t xml:space="preserve">영원한 왕국의 일에는 멈춤이 없습니다. 아버지는 자녀들이 은혜와 진리에서 자라기를 요구하시며, 가장 작은 형제 하나에게 한 봉사가 곧 예수에게 한 것입니다(176:3.5). 원서는 진리를 굳어진 형태로 보존만 하고 '아무것도 바꾸지 않았다'고 내미는 것은 영적 나태이며, 진리는 살아서 개인의 체험을 통해 자라야 한다고 말합니다(176:3.7). 자기 실패를 남, 흔히 가장 억울한 이에게 돌리는 것도 이기적인 필사자의 모습입니다(176:3.9).</w:t>
+      </w:r>
+    </w:p>
+    <w:p>
+      <w:pPr>
+        <w:spacing w:after="0" w:before="130" w:beforeLines="50" w:line="240" w:lineRule="auto"/>
+        <w:jc w:val="both"/>
+      </w:pPr>
+      <w:r>
+        <w:rPr>
+          <w:rFonts w:ascii="함초롬바탕" w:cs="함초롬바탕" w:eastAsia="함초롬바탕" w:hAnsi="함초롬바탕"/>
+          <w:sz w:val="22"/>
+          <w:szCs w:val="22"/>
+        </w:rPr>
+        <w:t xml:space="preserve">다음 세상에서 우리는 받은 은사와 청지기 직분에 대해 셈을 바치게 됩니다. 재능이 많든 적든 공정하고 자비로운 회계를 받지만, 은사를 이기적 추구에만 썼다면 그 선택의 결과를 받아들여야 합니다(176:3.8). 그날 밤 예수는 거저 받았으니 거저 주라고, 주는 가운데 진리는 불어난다고 말했습니다(176:3.10).</w:t>
       </w:r>
     </w:p>
     <w:p>
